--- a/statics/2.UCSD/DiversityforUCSD.docx
+++ b/statics/2.UCSD/DiversityforUCSD.docx
@@ -257,7 +257,25 @@
           <w:sz w:val="24"/>
           <w:szCs w:val="24"/>
         </w:rPr>
-        <w:t xml:space="preserve"> These experience not only trained my professional skills, but also trained my ability to managing group works, giving presentations and conducting thesis defense. If I were admitted to UCSD, I </w:t>
+        <w:t xml:space="preserve"> These experience not only trained my professional skills</w:t>
+      </w:r>
+      <w:r>
+        <w:rPr>
+          <w:rFonts w:ascii="Times New Roman" w:hAnsi="Times New Roman" w:cs="Times New Roman"/>
+          <w:sz w:val="24"/>
+          <w:szCs w:val="24"/>
+        </w:rPr>
+        <w:t>, but also trained my ability of</w:t>
+      </w:r>
+      <w:bookmarkStart w:id="0" w:name="_GoBack"/>
+      <w:bookmarkEnd w:id="0"/>
+      <w:r>
+        <w:rPr>
+          <w:rFonts w:ascii="Times New Roman" w:hAnsi="Times New Roman" w:cs="Times New Roman"/>
+          <w:sz w:val="24"/>
+          <w:szCs w:val="24"/>
+        </w:rPr>
+        <w:t xml:space="preserve"> managing group works, giving presentations and conducting thesis defense. If I were admitted to UCSD, I </w:t>
       </w:r>
       <w:r>
         <w:rPr>
@@ -359,8 +377,6 @@
         </w:rPr>
         <w:t xml:space="preserve"> now</w:t>
       </w:r>
-      <w:bookmarkStart w:id="0" w:name="_GoBack"/>
-      <w:bookmarkEnd w:id="0"/>
       <w:r>
         <w:rPr>
           <w:rFonts w:ascii="Times New Roman" w:hAnsi="Times New Roman" w:cs="Times New Roman"/>
